--- a/06_defense/export/微服务拆分设计.docx
+++ b/06_defense/export/微服务拆分设计.docx
@@ -55,7 +55,7 @@
           <w:b w:val="0"/>
           <w:sz w:val="22"/>
         </w:rPr>
-        <w:t>详细接口、逐表归属和跨服务失败处理见 `微服务接口与数据归属.md`。服务划分图为 `images/33-MS-SPLIT.svg`。</w:t>
+        <w:t>详细接口、逐表归属和跨服务失败处理见 `微服务接口与数据归属.md`。服务划分图为 `images/png/33-MS-SPLIT.png`。</w:t>
       </w:r>
     </w:p>
     <w:p>
@@ -1486,7 +1486,7 @@
           <w:b w:val="0"/>
           <w:sz w:val="22"/>
         </w:rPr>
-        <w:t>- 服务划分图：`02_docs/images/33-MS-SPLIT.svg`</w:t>
+        <w:t>- 服务划分图：`02_docs/images/png/33-MS-SPLIT.png`（源：`02_docs/models/33-MS-SPLIT.mmd`）</w:t>
       </w:r>
     </w:p>
     <w:p>
